--- a/DevOps/Sunil DevOps- Old.docx
+++ b/DevOps/Sunil DevOps- Old.docx
@@ -1638,6 +1638,636 @@
         </w:rPr>
       </w:pPr>
     </w:p>
+    <w:tbl>
+      <w:tblPr>
+        <w:tblW w:w="8222" w:type="dxa"/>
+        <w:tblInd w:w="108" w:type="dxa"/>
+        <w:tblLook w:val="04A0" w:firstRow="1" w:lastRow="0" w:firstColumn="1" w:lastColumn="0" w:noHBand="0" w:noVBand="1"/>
+      </w:tblPr>
+      <w:tblGrid>
+        <w:gridCol w:w="5160"/>
+        <w:gridCol w:w="3062"/>
+      </w:tblGrid>
+      <w:tr>
+        <w:trPr>
+          <w:trHeight w:val="380"/>
+        </w:trPr>
+        <w:tc>
+          <w:tcPr>
+            <w:tcW w:w="8222" w:type="dxa"/>
+            <w:gridSpan w:val="2"/>
+            <w:tcBorders>
+              <w:top w:val="single" w:sz="4" w:space="0" w:color="auto"/>
+              <w:left w:val="single" w:sz="4" w:space="0" w:color="auto"/>
+              <w:bottom w:val="single" w:sz="4" w:space="0" w:color="auto"/>
+              <w:right w:val="single" w:sz="4" w:space="0" w:color="auto"/>
+            </w:tcBorders>
+            <w:shd w:val="clear" w:color="000000" w:fill="E2EFDA"/>
+            <w:noWrap/>
+            <w:vAlign w:val="center"/>
+            <w:hideMark/>
+          </w:tcPr>
+          <w:p>
+            <w:pPr>
+              <w:spacing w:after="0" w:line="240" w:lineRule="auto"/>
+              <w:jc w:val="center"/>
+              <w:rPr>
+                <w:rFonts w:ascii="Calibri" w:eastAsia="Times New Roman" w:hAnsi="Calibri" w:cs="Calibri"/>
+                <w:color w:val="000000"/>
+                <w:sz w:val="24"/>
+                <w:szCs w:val="24"/>
+                <w:lang w:val="en-IN" w:eastAsia="en-IN"/>
+              </w:rPr>
+            </w:pPr>
+            <w:r>
+              <w:rPr>
+                <w:rFonts w:ascii="Calibri" w:eastAsia="Times New Roman" w:hAnsi="Calibri" w:cs="Calibri"/>
+                <w:color w:val="000000"/>
+                <w:sz w:val="24"/>
+                <w:szCs w:val="24"/>
+                <w:lang w:val="en-IN" w:eastAsia="en-IN"/>
+              </w:rPr>
+              <w:t>Teams in Agile</w:t>
+            </w:r>
+          </w:p>
+        </w:tc>
+      </w:tr>
+      <w:tr>
+        <w:trPr>
+          <w:trHeight w:val="360"/>
+        </w:trPr>
+        <w:tc>
+          <w:tcPr>
+            <w:tcW w:w="5160" w:type="dxa"/>
+            <w:tcBorders>
+              <w:top w:val="nil"/>
+              <w:left w:val="single" w:sz="4" w:space="0" w:color="auto"/>
+              <w:bottom w:val="single" w:sz="4" w:space="0" w:color="auto"/>
+              <w:right w:val="single" w:sz="4" w:space="0" w:color="auto"/>
+            </w:tcBorders>
+            <w:shd w:val="clear" w:color="000000" w:fill="FFF2CC"/>
+            <w:noWrap/>
+            <w:vAlign w:val="center"/>
+            <w:hideMark/>
+          </w:tcPr>
+          <w:p>
+            <w:pPr>
+              <w:spacing w:after="0" w:line="240" w:lineRule="auto"/>
+              <w:jc w:val="center"/>
+              <w:rPr>
+                <w:rFonts w:ascii="Calibri" w:eastAsia="Times New Roman" w:hAnsi="Calibri" w:cs="Calibri"/>
+                <w:color w:val="000000"/>
+                <w:sz w:val="24"/>
+                <w:szCs w:val="24"/>
+                <w:lang w:val="en-IN" w:eastAsia="en-IN"/>
+              </w:rPr>
+            </w:pPr>
+            <w:r>
+              <w:rPr>
+                <w:rFonts w:ascii="Calibri" w:eastAsia="Times New Roman" w:hAnsi="Calibri" w:cs="Calibri"/>
+                <w:color w:val="000000"/>
+                <w:sz w:val="24"/>
+                <w:szCs w:val="24"/>
+                <w:lang w:val="en-IN" w:eastAsia="en-IN"/>
+              </w:rPr>
+              <w:t>Stage</w:t>
+            </w:r>
+          </w:p>
+        </w:tc>
+        <w:tc>
+          <w:tcPr>
+            <w:tcW w:w="3062" w:type="dxa"/>
+            <w:tcBorders>
+              <w:top w:val="nil"/>
+              <w:left w:val="nil"/>
+              <w:bottom w:val="single" w:sz="4" w:space="0" w:color="auto"/>
+              <w:right w:val="single" w:sz="4" w:space="0" w:color="auto"/>
+            </w:tcBorders>
+            <w:shd w:val="clear" w:color="000000" w:fill="FFF2CC"/>
+            <w:noWrap/>
+            <w:vAlign w:val="center"/>
+            <w:hideMark/>
+          </w:tcPr>
+          <w:p>
+            <w:pPr>
+              <w:spacing w:after="0" w:line="240" w:lineRule="auto"/>
+              <w:jc w:val="center"/>
+              <w:rPr>
+                <w:rFonts w:ascii="Calibri" w:eastAsia="Times New Roman" w:hAnsi="Calibri" w:cs="Calibri"/>
+                <w:color w:val="000000"/>
+                <w:sz w:val="24"/>
+                <w:szCs w:val="24"/>
+                <w:lang w:val="en-IN" w:eastAsia="en-IN"/>
+              </w:rPr>
+            </w:pPr>
+            <w:r>
+              <w:rPr>
+                <w:rFonts w:ascii="Calibri" w:eastAsia="Times New Roman" w:hAnsi="Calibri" w:cs="Calibri"/>
+                <w:color w:val="000000"/>
+                <w:sz w:val="24"/>
+                <w:szCs w:val="24"/>
+                <w:lang w:val="en-IN" w:eastAsia="en-IN"/>
+              </w:rPr>
+              <w:t>Teams</w:t>
+            </w:r>
+          </w:p>
+        </w:tc>
+      </w:tr>
+      <w:tr>
+        <w:trPr>
+          <w:trHeight w:val="340"/>
+        </w:trPr>
+        <w:tc>
+          <w:tcPr>
+            <w:tcW w:w="5160" w:type="dxa"/>
+            <w:tcBorders>
+              <w:top w:val="nil"/>
+              <w:left w:val="single" w:sz="4" w:space="0" w:color="auto"/>
+              <w:bottom w:val="single" w:sz="4" w:space="0" w:color="auto"/>
+              <w:right w:val="single" w:sz="4" w:space="0" w:color="auto"/>
+            </w:tcBorders>
+            <w:shd w:val="clear" w:color="auto" w:fill="auto"/>
+            <w:noWrap/>
+            <w:vAlign w:val="center"/>
+            <w:hideMark/>
+          </w:tcPr>
+          <w:p>
+            <w:pPr>
+              <w:spacing w:after="0" w:line="240" w:lineRule="auto"/>
+              <w:rPr>
+                <w:rFonts w:ascii="Calibri" w:eastAsia="Times New Roman" w:hAnsi="Calibri" w:cs="Calibri"/>
+                <w:color w:val="000000"/>
+                <w:sz w:val="24"/>
+                <w:szCs w:val="24"/>
+                <w:lang w:val="en-IN" w:eastAsia="en-IN"/>
+              </w:rPr>
+            </w:pPr>
+            <w:r>
+              <w:rPr>
+                <w:rFonts w:ascii="Calibri" w:eastAsia="Times New Roman" w:hAnsi="Calibri" w:cs="Calibri"/>
+                <w:color w:val="000000"/>
+                <w:sz w:val="24"/>
+                <w:szCs w:val="24"/>
+                <w:lang w:val="en-IN" w:eastAsia="en-IN"/>
+              </w:rPr>
+              <w:t>Requirements</w:t>
+            </w:r>
+          </w:p>
+        </w:tc>
+        <w:tc>
+          <w:tcPr>
+            <w:tcW w:w="3062" w:type="dxa"/>
+            <w:tcBorders>
+              <w:top w:val="nil"/>
+              <w:left w:val="nil"/>
+              <w:bottom w:val="single" w:sz="4" w:space="0" w:color="auto"/>
+              <w:right w:val="single" w:sz="4" w:space="0" w:color="auto"/>
+            </w:tcBorders>
+            <w:shd w:val="clear" w:color="auto" w:fill="auto"/>
+            <w:noWrap/>
+            <w:vAlign w:val="center"/>
+            <w:hideMark/>
+          </w:tcPr>
+          <w:p>
+            <w:pPr>
+              <w:spacing w:after="0" w:line="240" w:lineRule="auto"/>
+              <w:rPr>
+                <w:rFonts w:ascii="Calibri" w:eastAsia="Times New Roman" w:hAnsi="Calibri" w:cs="Calibri"/>
+                <w:color w:val="000000"/>
+                <w:sz w:val="24"/>
+                <w:szCs w:val="24"/>
+                <w:lang w:val="en-IN" w:eastAsia="en-IN"/>
+              </w:rPr>
+            </w:pPr>
+            <w:r>
+              <w:rPr>
+                <w:rFonts w:ascii="Calibri" w:eastAsia="Times New Roman" w:hAnsi="Calibri" w:cs="Calibri"/>
+                <w:color w:val="000000"/>
+                <w:sz w:val="24"/>
+                <w:szCs w:val="24"/>
+                <w:lang w:val="en-IN" w:eastAsia="en-IN"/>
+              </w:rPr>
+              <w:t>Business Analyst</w:t>
+            </w:r>
+          </w:p>
+        </w:tc>
+      </w:tr>
+      <w:tr>
+        <w:trPr>
+          <w:trHeight w:val="340"/>
+        </w:trPr>
+        <w:tc>
+          <w:tcPr>
+            <w:tcW w:w="5160" w:type="dxa"/>
+            <w:tcBorders>
+              <w:top w:val="nil"/>
+              <w:left w:val="single" w:sz="4" w:space="0" w:color="auto"/>
+              <w:bottom w:val="single" w:sz="4" w:space="0" w:color="auto"/>
+              <w:right w:val="single" w:sz="4" w:space="0" w:color="auto"/>
+            </w:tcBorders>
+            <w:shd w:val="clear" w:color="auto" w:fill="auto"/>
+            <w:noWrap/>
+            <w:vAlign w:val="center"/>
+            <w:hideMark/>
+          </w:tcPr>
+          <w:p>
+            <w:pPr>
+              <w:spacing w:after="0" w:line="240" w:lineRule="auto"/>
+              <w:rPr>
+                <w:rFonts w:ascii="Calibri" w:eastAsia="Times New Roman" w:hAnsi="Calibri" w:cs="Calibri"/>
+                <w:color w:val="000000"/>
+                <w:sz w:val="24"/>
+                <w:szCs w:val="24"/>
+                <w:lang w:val="en-IN" w:eastAsia="en-IN"/>
+              </w:rPr>
+            </w:pPr>
+            <w:r>
+              <w:rPr>
+                <w:rFonts w:ascii="Calibri" w:eastAsia="Times New Roman" w:hAnsi="Calibri" w:cs="Calibri"/>
+                <w:color w:val="000000"/>
+                <w:sz w:val="24"/>
+                <w:szCs w:val="24"/>
+                <w:lang w:val="en-IN" w:eastAsia="en-IN"/>
+              </w:rPr>
+              <w:t>Design</w:t>
+            </w:r>
+          </w:p>
+        </w:tc>
+        <w:tc>
+          <w:tcPr>
+            <w:tcW w:w="3062" w:type="dxa"/>
+            <w:tcBorders>
+              <w:top w:val="nil"/>
+              <w:left w:val="nil"/>
+              <w:bottom w:val="single" w:sz="4" w:space="0" w:color="auto"/>
+              <w:right w:val="single" w:sz="4" w:space="0" w:color="auto"/>
+            </w:tcBorders>
+            <w:shd w:val="clear" w:color="auto" w:fill="auto"/>
+            <w:noWrap/>
+            <w:vAlign w:val="center"/>
+            <w:hideMark/>
+          </w:tcPr>
+          <w:p>
+            <w:pPr>
+              <w:spacing w:after="0" w:line="240" w:lineRule="auto"/>
+              <w:rPr>
+                <w:rFonts w:ascii="Calibri" w:eastAsia="Times New Roman" w:hAnsi="Calibri" w:cs="Calibri"/>
+                <w:color w:val="000000"/>
+                <w:sz w:val="24"/>
+                <w:szCs w:val="24"/>
+                <w:lang w:val="en-IN" w:eastAsia="en-IN"/>
+              </w:rPr>
+            </w:pPr>
+            <w:r>
+              <w:rPr>
+                <w:rFonts w:ascii="Calibri" w:eastAsia="Times New Roman" w:hAnsi="Calibri" w:cs="Calibri"/>
+                <w:color w:val="000000"/>
+                <w:sz w:val="24"/>
+                <w:szCs w:val="24"/>
+                <w:lang w:val="en-IN" w:eastAsia="en-IN"/>
+              </w:rPr>
+              <w:t>Development Architects</w:t>
+            </w:r>
+          </w:p>
+        </w:tc>
+      </w:tr>
+      <w:tr>
+        <w:trPr>
+          <w:trHeight w:val="340"/>
+        </w:trPr>
+        <w:tc>
+          <w:tcPr>
+            <w:tcW w:w="5160" w:type="dxa"/>
+            <w:tcBorders>
+              <w:top w:val="nil"/>
+              <w:left w:val="single" w:sz="4" w:space="0" w:color="auto"/>
+              <w:bottom w:val="single" w:sz="4" w:space="0" w:color="auto"/>
+              <w:right w:val="single" w:sz="4" w:space="0" w:color="auto"/>
+            </w:tcBorders>
+            <w:shd w:val="clear" w:color="auto" w:fill="auto"/>
+            <w:noWrap/>
+            <w:vAlign w:val="center"/>
+            <w:hideMark/>
+          </w:tcPr>
+          <w:p>
+            <w:pPr>
+              <w:spacing w:after="0" w:line="240" w:lineRule="auto"/>
+              <w:rPr>
+                <w:rFonts w:ascii="Calibri" w:eastAsia="Times New Roman" w:hAnsi="Calibri" w:cs="Calibri"/>
+                <w:color w:val="000000"/>
+                <w:sz w:val="24"/>
+                <w:szCs w:val="24"/>
+                <w:lang w:val="en-IN" w:eastAsia="en-IN"/>
+              </w:rPr>
+            </w:pPr>
+            <w:r>
+              <w:rPr>
+                <w:rFonts w:ascii="Calibri" w:eastAsia="Times New Roman" w:hAnsi="Calibri" w:cs="Calibri"/>
+                <w:color w:val="000000"/>
+                <w:sz w:val="24"/>
+                <w:szCs w:val="24"/>
+                <w:lang w:val="en-IN" w:eastAsia="en-IN"/>
+              </w:rPr>
+              <w:t>Develop</w:t>
+            </w:r>
+          </w:p>
+        </w:tc>
+        <w:tc>
+          <w:tcPr>
+            <w:tcW w:w="3062" w:type="dxa"/>
+            <w:tcBorders>
+              <w:top w:val="nil"/>
+              <w:left w:val="nil"/>
+              <w:bottom w:val="single" w:sz="4" w:space="0" w:color="auto"/>
+              <w:right w:val="single" w:sz="4" w:space="0" w:color="auto"/>
+            </w:tcBorders>
+            <w:shd w:val="clear" w:color="auto" w:fill="auto"/>
+            <w:noWrap/>
+            <w:vAlign w:val="center"/>
+            <w:hideMark/>
+          </w:tcPr>
+          <w:p>
+            <w:pPr>
+              <w:spacing w:after="0" w:line="240" w:lineRule="auto"/>
+              <w:rPr>
+                <w:rFonts w:ascii="Calibri" w:eastAsia="Times New Roman" w:hAnsi="Calibri" w:cs="Calibri"/>
+                <w:color w:val="000000"/>
+                <w:sz w:val="24"/>
+                <w:szCs w:val="24"/>
+                <w:lang w:val="en-IN" w:eastAsia="en-IN"/>
+              </w:rPr>
+            </w:pPr>
+            <w:r>
+              <w:rPr>
+                <w:rFonts w:ascii="Calibri" w:eastAsia="Times New Roman" w:hAnsi="Calibri" w:cs="Calibri"/>
+                <w:color w:val="000000"/>
+                <w:sz w:val="24"/>
+                <w:szCs w:val="24"/>
+                <w:lang w:val="en-IN" w:eastAsia="en-IN"/>
+              </w:rPr>
+              <w:t>Developers</w:t>
+            </w:r>
+          </w:p>
+        </w:tc>
+      </w:tr>
+      <w:tr>
+        <w:trPr>
+          <w:trHeight w:val="340"/>
+        </w:trPr>
+        <w:tc>
+          <w:tcPr>
+            <w:tcW w:w="5160" w:type="dxa"/>
+            <w:tcBorders>
+              <w:top w:val="nil"/>
+              <w:left w:val="single" w:sz="4" w:space="0" w:color="auto"/>
+              <w:bottom w:val="single" w:sz="4" w:space="0" w:color="auto"/>
+              <w:right w:val="single" w:sz="4" w:space="0" w:color="auto"/>
+            </w:tcBorders>
+            <w:shd w:val="clear" w:color="auto" w:fill="auto"/>
+            <w:noWrap/>
+            <w:vAlign w:val="center"/>
+            <w:hideMark/>
+          </w:tcPr>
+          <w:p>
+            <w:pPr>
+              <w:spacing w:after="0" w:line="240" w:lineRule="auto"/>
+              <w:rPr>
+                <w:rFonts w:ascii="Calibri" w:eastAsia="Times New Roman" w:hAnsi="Calibri" w:cs="Calibri"/>
+                <w:color w:val="000000"/>
+                <w:sz w:val="24"/>
+                <w:szCs w:val="24"/>
+                <w:lang w:val="en-IN" w:eastAsia="en-IN"/>
+              </w:rPr>
+            </w:pPr>
+            <w:r>
+              <w:rPr>
+                <w:rFonts w:ascii="Calibri" w:eastAsia="Times New Roman" w:hAnsi="Calibri" w:cs="Calibri"/>
+                <w:color w:val="000000"/>
+                <w:sz w:val="24"/>
+                <w:szCs w:val="24"/>
+                <w:lang w:val="en-IN" w:eastAsia="en-IN"/>
+              </w:rPr>
+              <w:t>Test</w:t>
+            </w:r>
+          </w:p>
+        </w:tc>
+        <w:tc>
+          <w:tcPr>
+            <w:tcW w:w="3062" w:type="dxa"/>
+            <w:tcBorders>
+              <w:top w:val="nil"/>
+              <w:left w:val="nil"/>
+              <w:bottom w:val="single" w:sz="4" w:space="0" w:color="auto"/>
+              <w:right w:val="single" w:sz="4" w:space="0" w:color="auto"/>
+            </w:tcBorders>
+            <w:shd w:val="clear" w:color="auto" w:fill="auto"/>
+            <w:noWrap/>
+            <w:vAlign w:val="center"/>
+            <w:hideMark/>
+          </w:tcPr>
+          <w:p>
+            <w:pPr>
+              <w:spacing w:after="0" w:line="240" w:lineRule="auto"/>
+              <w:rPr>
+                <w:rFonts w:ascii="Calibri" w:eastAsia="Times New Roman" w:hAnsi="Calibri" w:cs="Calibri"/>
+                <w:color w:val="000000"/>
+                <w:sz w:val="24"/>
+                <w:szCs w:val="24"/>
+                <w:lang w:val="en-IN" w:eastAsia="en-IN"/>
+              </w:rPr>
+            </w:pPr>
+            <w:r>
+              <w:rPr>
+                <w:rFonts w:ascii="Calibri" w:eastAsia="Times New Roman" w:hAnsi="Calibri" w:cs="Calibri"/>
+                <w:color w:val="000000"/>
+                <w:sz w:val="24"/>
+                <w:szCs w:val="24"/>
+                <w:lang w:val="en-IN" w:eastAsia="en-IN"/>
+              </w:rPr>
+              <w:t>Tester / QA</w:t>
+            </w:r>
+          </w:p>
+        </w:tc>
+      </w:tr>
+      <w:tr>
+        <w:trPr>
+          <w:trHeight w:val="340"/>
+        </w:trPr>
+        <w:tc>
+          <w:tcPr>
+            <w:tcW w:w="5160" w:type="dxa"/>
+            <w:tcBorders>
+              <w:top w:val="nil"/>
+              <w:left w:val="single" w:sz="4" w:space="0" w:color="auto"/>
+              <w:bottom w:val="single" w:sz="4" w:space="0" w:color="auto"/>
+              <w:right w:val="single" w:sz="4" w:space="0" w:color="auto"/>
+            </w:tcBorders>
+            <w:shd w:val="clear" w:color="auto" w:fill="auto"/>
+            <w:noWrap/>
+            <w:vAlign w:val="center"/>
+            <w:hideMark/>
+          </w:tcPr>
+          <w:p>
+            <w:pPr>
+              <w:spacing w:after="0" w:line="240" w:lineRule="auto"/>
+              <w:rPr>
+                <w:rFonts w:ascii="Calibri" w:eastAsia="Times New Roman" w:hAnsi="Calibri" w:cs="Calibri"/>
+                <w:color w:val="000000"/>
+                <w:sz w:val="24"/>
+                <w:szCs w:val="24"/>
+                <w:lang w:val="en-IN" w:eastAsia="en-IN"/>
+              </w:rPr>
+            </w:pPr>
+            <w:r>
+              <w:rPr>
+                <w:rFonts w:ascii="Calibri" w:eastAsia="Times New Roman" w:hAnsi="Calibri" w:cs="Calibri"/>
+                <w:color w:val="000000"/>
+                <w:sz w:val="24"/>
+                <w:szCs w:val="24"/>
+                <w:lang w:val="en-IN" w:eastAsia="en-IN"/>
+              </w:rPr>
+              <w:t>Deploy</w:t>
+            </w:r>
+          </w:p>
+        </w:tc>
+        <w:tc>
+          <w:tcPr>
+            <w:tcW w:w="3062" w:type="dxa"/>
+            <w:tcBorders>
+              <w:top w:val="nil"/>
+              <w:left w:val="nil"/>
+              <w:bottom w:val="single" w:sz="4" w:space="0" w:color="auto"/>
+              <w:right w:val="single" w:sz="4" w:space="0" w:color="auto"/>
+            </w:tcBorders>
+            <w:shd w:val="clear" w:color="000000" w:fill="FFF2CC"/>
+            <w:noWrap/>
+            <w:vAlign w:val="center"/>
+            <w:hideMark/>
+          </w:tcPr>
+          <w:p>
+            <w:pPr>
+              <w:spacing w:after="0" w:line="240" w:lineRule="auto"/>
+              <w:rPr>
+                <w:rFonts w:ascii="Calibri" w:eastAsia="Times New Roman" w:hAnsi="Calibri" w:cs="Calibri"/>
+                <w:color w:val="000000"/>
+                <w:sz w:val="24"/>
+                <w:szCs w:val="24"/>
+                <w:lang w:val="en-IN" w:eastAsia="en-IN"/>
+              </w:rPr>
+            </w:pPr>
+            <w:r>
+              <w:rPr>
+                <w:rFonts w:ascii="Calibri" w:eastAsia="Times New Roman" w:hAnsi="Calibri" w:cs="Calibri"/>
+                <w:color w:val="000000"/>
+                <w:sz w:val="24"/>
+                <w:szCs w:val="24"/>
+                <w:lang w:val="en-IN" w:eastAsia="en-IN"/>
+              </w:rPr>
+              <w:t>DevOps Engineer</w:t>
+            </w:r>
+          </w:p>
+        </w:tc>
+      </w:tr>
+      <w:tr>
+        <w:trPr>
+          <w:trHeight w:val="340"/>
+        </w:trPr>
+        <w:tc>
+          <w:tcPr>
+            <w:tcW w:w="5160" w:type="dxa"/>
+            <w:tcBorders>
+              <w:top w:val="nil"/>
+              <w:left w:val="single" w:sz="4" w:space="0" w:color="auto"/>
+              <w:bottom w:val="single" w:sz="4" w:space="0" w:color="auto"/>
+              <w:right w:val="single" w:sz="4" w:space="0" w:color="auto"/>
+            </w:tcBorders>
+            <w:shd w:val="clear" w:color="auto" w:fill="auto"/>
+            <w:noWrap/>
+            <w:vAlign w:val="center"/>
+            <w:hideMark/>
+          </w:tcPr>
+          <w:p>
+            <w:pPr>
+              <w:spacing w:after="0" w:line="240" w:lineRule="auto"/>
+              <w:rPr>
+                <w:rFonts w:ascii="Calibri" w:eastAsia="Times New Roman" w:hAnsi="Calibri" w:cs="Calibri"/>
+                <w:color w:val="000000"/>
+                <w:sz w:val="24"/>
+                <w:szCs w:val="24"/>
+                <w:lang w:val="en-IN" w:eastAsia="en-IN"/>
+              </w:rPr>
+            </w:pPr>
+            <w:r>
+              <w:rPr>
+                <w:rFonts w:ascii="Calibri" w:eastAsia="Times New Roman" w:hAnsi="Calibri" w:cs="Calibri"/>
+                <w:color w:val="000000"/>
+                <w:sz w:val="24"/>
+                <w:szCs w:val="24"/>
+                <w:lang w:val="en-IN" w:eastAsia="en-IN"/>
+              </w:rPr>
+              <w:t>Monitoring</w:t>
+            </w:r>
+          </w:p>
+        </w:tc>
+        <w:tc>
+          <w:tcPr>
+            <w:tcW w:w="3062" w:type="dxa"/>
+            <w:tcBorders>
+              <w:top w:val="nil"/>
+              <w:left w:val="nil"/>
+              <w:bottom w:val="single" w:sz="4" w:space="0" w:color="auto"/>
+              <w:right w:val="single" w:sz="4" w:space="0" w:color="auto"/>
+            </w:tcBorders>
+            <w:shd w:val="clear" w:color="auto" w:fill="auto"/>
+            <w:noWrap/>
+            <w:vAlign w:val="center"/>
+            <w:hideMark/>
+          </w:tcPr>
+          <w:p>
+            <w:pPr>
+              <w:spacing w:after="0" w:line="240" w:lineRule="auto"/>
+              <w:rPr>
+                <w:rFonts w:ascii="Calibri" w:eastAsia="Times New Roman" w:hAnsi="Calibri" w:cs="Calibri"/>
+                <w:color w:val="000000"/>
+                <w:sz w:val="24"/>
+                <w:szCs w:val="24"/>
+                <w:lang w:val="en-IN" w:eastAsia="en-IN"/>
+              </w:rPr>
+            </w:pPr>
+            <w:r>
+              <w:rPr>
+                <w:rFonts w:ascii="Calibri" w:eastAsia="Times New Roman" w:hAnsi="Calibri" w:cs="Calibri"/>
+                <w:color w:val="000000"/>
+                <w:sz w:val="24"/>
+                <w:szCs w:val="24"/>
+                <w:lang w:val="en-IN" w:eastAsia="en-IN"/>
+              </w:rPr>
+              <w:t>NOC / GOC / Analyst</w:t>
+            </w:r>
+          </w:p>
+        </w:tc>
+      </w:tr>
+    </w:tbl>
+    <w:p>
+      <w:pPr>
+        <w:spacing w:after="100"/>
+        <w:rPr>
+          <w:sz w:val="24"/>
+          <w:szCs w:val="24"/>
+        </w:rPr>
+      </w:pPr>
+      <w:bookmarkStart w:id="0" w:name="_GoBack"/>
+      <w:bookmarkEnd w:id="0"/>
+    </w:p>
+    <w:p>
+      <w:pPr>
+        <w:spacing w:after="100"/>
+        <w:rPr>
+          <w:sz w:val="24"/>
+          <w:szCs w:val="24"/>
+        </w:rPr>
+      </w:pPr>
+    </w:p>
     <w:p>
       <w:pPr>
         <w:spacing w:after="100"/>
@@ -2400,6 +3030,7 @@
           <w:szCs w:val="24"/>
           <w:lang w:val="en-IN" w:eastAsia="en-IN"/>
         </w:rPr>
+        <w:lastRenderedPageBreak/>
         <w:drawing>
           <wp:inline distT="0" distB="0" distL="0" distR="0" wp14:anchorId="4ED5524F" wp14:editId="68C37FB5">
             <wp:extent cx="6400800" cy="2957650"/>
@@ -3067,6 +3698,7 @@
           <w:sz w:val="24"/>
           <w:szCs w:val="24"/>
         </w:rPr>
+        <w:lastRenderedPageBreak/>
         <w:t>What is the responsibility of DevOps engineer?</w:t>
       </w:r>
     </w:p>
@@ -3373,7 +4005,6 @@
           <w:sz w:val="24"/>
           <w:szCs w:val="24"/>
         </w:rPr>
-        <w:lastRenderedPageBreak/>
         <w:t>GIT is a D</w:t>
       </w:r>
       <w:r>
@@ -4243,6 +4874,7 @@
           <w:sz w:val="24"/>
           <w:szCs w:val="24"/>
         </w:rPr>
+        <w:lastRenderedPageBreak/>
         <w:t>git rebase -</w:t>
       </w:r>
       <w:r>
@@ -4586,7 +5218,6 @@
           <w:sz w:val="24"/>
           <w:szCs w:val="24"/>
         </w:rPr>
-        <w:lastRenderedPageBreak/>
         <w:t>Git Stash:</w:t>
       </w:r>
       <w:r>
@@ -5347,6 +5978,7 @@
           <w:sz w:val="24"/>
           <w:szCs w:val="24"/>
         </w:rPr>
+        <w:lastRenderedPageBreak/>
         <w:t xml:space="preserve">git reset </w:t>
       </w:r>
       <w:r>
@@ -5591,7 +6223,6 @@
           <w:sz w:val="24"/>
           <w:szCs w:val="24"/>
         </w:rPr>
-        <w:lastRenderedPageBreak/>
         <w:t>Artifact:</w:t>
       </w:r>
       <w:r>
@@ -6744,6 +7375,7 @@
           <w:sz w:val="24"/>
           <w:szCs w:val="24"/>
         </w:rPr>
+        <w:lastRenderedPageBreak/>
         <w:t xml:space="preserve">Download maven now </w:t>
       </w:r>
       <w:hyperlink r:id="rId8" w:history="1">
@@ -7120,7 +7752,6 @@
           <w:sz w:val="24"/>
           <w:szCs w:val="24"/>
         </w:rPr>
-        <w:lastRenderedPageBreak/>
         <w:t>in that project location we f</w:t>
       </w:r>
       <w:r>
@@ -8211,7 +8842,6 @@
           <w:sz w:val="24"/>
           <w:szCs w:val="24"/>
         </w:rPr>
-        <w:lastRenderedPageBreak/>
         <w:t>Then hit public ip with :8080 and give the password it will while performing step b., then select install suggested plugin and process according.</w:t>
       </w:r>
     </w:p>
@@ -9369,8 +9999,6 @@
           <w:szCs w:val="24"/>
         </w:rPr>
       </w:pPr>
-      <w:bookmarkStart w:id="0" w:name="_GoBack"/>
-      <w:bookmarkEnd w:id="0"/>
     </w:p>
     <w:p>
       <w:pPr>
@@ -9685,6 +10313,7 @@
           <w:szCs w:val="24"/>
           <w:lang w:val="en-IN" w:eastAsia="en-IN"/>
         </w:rPr>
+        <w:lastRenderedPageBreak/>
         <w:drawing>
           <wp:inline distT="0" distB="0" distL="0" distR="0" wp14:anchorId="2F0728E2" wp14:editId="40B82FAE">
             <wp:extent cx="4632463" cy="2823824"/>
@@ -9874,7 +10503,6 @@
           <w:szCs w:val="24"/>
           <w:lang w:val="en-IN" w:eastAsia="en-IN"/>
         </w:rPr>
-        <w:lastRenderedPageBreak/>
         <w:drawing>
           <wp:inline distT="0" distB="0" distL="0" distR="0" wp14:anchorId="750A0E49" wp14:editId="1DD2EBD3">
             <wp:extent cx="4354167" cy="2706841"/>
@@ -10122,6 +10750,7 @@
           <w:szCs w:val="18"/>
           <w:lang w:val="en-IN" w:eastAsia="en-IN"/>
         </w:rPr>
+        <w:lastRenderedPageBreak/>
         <w:drawing>
           <wp:inline distT="0" distB="0" distL="0" distR="0" wp14:anchorId="3FADC74F" wp14:editId="08C3EA62">
             <wp:extent cx="5821045" cy="4157980"/>
@@ -10231,7 +10860,6 @@
           <w:sz w:val="24"/>
           <w:szCs w:val="24"/>
         </w:rPr>
-        <w:lastRenderedPageBreak/>
         <w:t>S</w:t>
       </w:r>
       <w:r>
@@ -10405,6 +11033,7 @@
           <w:sz w:val="24"/>
           <w:szCs w:val="24"/>
         </w:rPr>
+        <w:lastRenderedPageBreak/>
         <w:t xml:space="preserve">in build step - </w:t>
       </w:r>
       <w:r>
@@ -10570,7 +11199,6 @@
           <w:sz w:val="24"/>
           <w:szCs w:val="24"/>
         </w:rPr>
-        <w:lastRenderedPageBreak/>
         <w:t>How to call two independent jobs</w:t>
       </w:r>
       <w:r>
@@ -10766,6 +11394,7 @@
           <w:sz w:val="24"/>
           <w:szCs w:val="24"/>
         </w:rPr>
+        <w:lastRenderedPageBreak/>
         <w:t>here first need to install “copy artifact” plugin</w:t>
       </w:r>
     </w:p>
@@ -11120,6 +11749,7 @@
           <w:sz w:val="24"/>
           <w:szCs w:val="24"/>
         </w:rPr>
+        <w:lastRenderedPageBreak/>
         <w:t>Then need to deploy to prod env.</w:t>
       </w:r>
     </w:p>
@@ -11569,6 +12199,7 @@
           <w:sz w:val="24"/>
           <w:szCs w:val="24"/>
         </w:rPr>
+        <w:lastRenderedPageBreak/>
         <w:t>Two types of role: global role &amp; item role.</w:t>
       </w:r>
     </w:p>
@@ -11666,7 +12297,6 @@
           <w:szCs w:val="24"/>
           <w:lang w:val="en-IN" w:eastAsia="en-IN"/>
         </w:rPr>
-        <w:lastRenderedPageBreak/>
         <w:drawing>
           <wp:inline distT="0" distB="0" distL="0" distR="0" wp14:anchorId="7C5C81ED" wp14:editId="03F16833">
             <wp:extent cx="6027417" cy="3741917"/>
@@ -11775,6 +12405,7 @@
           <w:szCs w:val="24"/>
           <w:lang w:val="en-IN" w:eastAsia="en-IN"/>
         </w:rPr>
+        <w:lastRenderedPageBreak/>
         <w:drawing>
           <wp:inline distT="0" distB="0" distL="0" distR="0" wp14:anchorId="5F370CD2" wp14:editId="5DF3B924">
             <wp:extent cx="5753478" cy="4807392"/>
@@ -12182,6 +12813,7 @@
         <w:spacing w:after="100"/>
       </w:pPr>
       <w:r>
+        <w:lastRenderedPageBreak/>
         <w:t>Now create node in Jenkins</w:t>
       </w:r>
       <w:r>
@@ -12274,7 +12906,6 @@
           <w:noProof/>
           <w:lang w:val="en-IN" w:eastAsia="en-IN"/>
         </w:rPr>
-        <w:lastRenderedPageBreak/>
         <w:drawing>
           <wp:inline distT="0" distB="0" distL="0" distR="0" wp14:anchorId="01FE780E" wp14:editId="1A5069E2">
             <wp:extent cx="6645910" cy="3881120"/>
@@ -12423,6 +13054,7 @@
         <w:spacing w:after="100"/>
       </w:pPr>
       <w:r>
+        <w:lastRenderedPageBreak/>
         <w:t xml:space="preserve">Snipet </w:t>
       </w:r>
       <w:r>
@@ -12631,7 +13263,6 @@
         <w:rPr>
           <w:b/>
         </w:rPr>
-        <w:lastRenderedPageBreak/>
         <w:t>Stage</w:t>
       </w:r>
       <w:r>
@@ -12738,6 +13369,7 @@
           <w:noProof/>
           <w:lang w:val="en-IN" w:eastAsia="en-IN"/>
         </w:rPr>
+        <w:lastRenderedPageBreak/>
         <w:drawing>
           <wp:inline distT="0" distB="0" distL="0" distR="0" wp14:anchorId="389C691B" wp14:editId="63790FE4">
             <wp:extent cx="6645910" cy="3441065"/>
@@ -12911,7 +13543,6 @@
         </w:tabs>
       </w:pPr>
       <w:r>
-        <w:lastRenderedPageBreak/>
         <w:t xml:space="preserve"> </w:t>
       </w:r>
       <w:r>
@@ -13016,7 +13647,7 @@
             <w:noProof/>
             <w:color w:val="E7E6E6" w:themeColor="background2"/>
           </w:rPr>
-          <w:t>9</w:t>
+          <w:t>2</w:t>
         </w:r>
         <w:r>
           <w:rPr>
